--- a/Practicas/FJ1656_MañanáSantana_U01.LAB01.docx
+++ b/Practicas/FJ1656_MañanáSantana_U01.LAB01.docx
@@ -1886,9 +1886,51 @@
           <w:lang w:val="es-DO"/>
         </w:rPr>
       </w:pPr>
+      <w:r>
+        <w:rPr>
+          <w:rFonts w:ascii="Times New Roman" w:hAnsi="Times New Roman" w:cs="Times New Roman"/>
+          <w:lang w:val="es-DO"/>
+        </w:rPr>
+        <w:lastRenderedPageBreak/>
+        <w:drawing>
+          <wp:inline distT="0" distB="0" distL="0" distR="0" wp14:anchorId="326C000A" wp14:editId="15F9C3A2">
+            <wp:extent cx="5943600" cy="3165475"/>
+            <wp:effectExtent l="0" t="0" r="0" b="0"/>
+            <wp:docPr id="1005933629" name="Imagen 1"/>
+            <wp:cNvGraphicFramePr>
+              <a:graphicFrameLocks xmlns:a="http://schemas.openxmlformats.org/drawingml/2006/main" noChangeAspect="1"/>
+            </wp:cNvGraphicFramePr>
+            <a:graphic xmlns:a="http://schemas.openxmlformats.org/drawingml/2006/main">
+              <a:graphicData uri="http://schemas.openxmlformats.org/drawingml/2006/picture">
+                <pic:pic xmlns:pic="http://schemas.openxmlformats.org/drawingml/2006/picture">
+                  <pic:nvPicPr>
+                    <pic:cNvPr id="1005933629" name=""/>
+                    <pic:cNvPicPr/>
+                  </pic:nvPicPr>
+                  <pic:blipFill>
+                    <a:blip r:embed="rId28"/>
+                    <a:stretch>
+                      <a:fillRect/>
+                    </a:stretch>
+                  </pic:blipFill>
+                  <pic:spPr>
+                    <a:xfrm>
+                      <a:off x="0" y="0"/>
+                      <a:ext cx="5943600" cy="3165475"/>
+                    </a:xfrm>
+                    <a:prstGeom prst="rect">
+                      <a:avLst/>
+                    </a:prstGeom>
+                  </pic:spPr>
+                </pic:pic>
+              </a:graphicData>
+            </a:graphic>
+          </wp:inline>
+        </w:drawing>
+      </w:r>
     </w:p>
     <w:sectPr>
-      <w:headerReference w:type="first" r:id="rId28"/>
+      <w:headerReference w:type="first" r:id="rId29"/>
       <w:pgSz w:w="12240" w:h="15840" w:code="1"/>
       <w:pgMar w:top="1440" w:right="1440" w:bottom="1440" w:left="1440" w:header="709" w:footer="709" w:gutter="0"/>
       <w:pgNumType w:start="0"/>
@@ -3909,6 +3951,7 @@
     <w:rsid w:val="0017688F"/>
     <w:rsid w:val="001D6187"/>
     <w:rsid w:val="001D6B70"/>
+    <w:rsid w:val="001F4554"/>
     <w:rsid w:val="00204CD8"/>
     <w:rsid w:val="002071F7"/>
     <w:rsid w:val="002B058C"/>
@@ -3919,7 +3962,6 @@
     <w:rsid w:val="003F3B8C"/>
     <w:rsid w:val="004866C1"/>
     <w:rsid w:val="00493F68"/>
-    <w:rsid w:val="004B2106"/>
     <w:rsid w:val="004E67F0"/>
     <w:rsid w:val="00537CE6"/>
     <w:rsid w:val="00565DD0"/>
